--- a/paper/zh/submission/word/FAECO_投稿Word转排_20260930.docx
+++ b/paper/zh/submission/word/FAECO_投稿Word转排_20260930.docx
@@ -110,7 +110,7 @@
           <w:i w:val="0"/>
           <w:sz w:val="17"/>
         </w:rPr>
-        <w:t>针对预布局门级时序 ECO 中缓冲器插入与门尺寸调整难以压缩深层逻辑、验证代价高的问题，提出结构化候选搜索与失效归因框架 FAECO：以多特征加权割与关键路径覆盖割在违例扇入锥上生成 R/G/B/JOINT 候选并结构化排序；候选失效归为 F1--F6 六类，用作搜索诊断与控制信号；候选按轮提交，其生成、理想线网时序分析、简化 SPEF 复测与独立全网表顺序等价检查构成分层验证闭环。统一跨测试集评估中，ISCAS89、ITC-99 与 PicoRV32 分别有 8/8、18/19、2/3 个电路取得严格 WNS 改善（非 timing closure），其余 1 个电路与基线持平，全部电路无 WNS 回退。固定权重消融显示混合候选空间平均改善 1.07 ns，高于纯 G 的 0.16 ns，随机化评估顺序显著增加首次改善所需 STA 次数；结构重综合实验表明逻辑深度降低并不必然转化为 WNS 收益。</w:t>
+        <w:t>针对预布局门级时序 ECO 中缓冲器插入与门尺寸调整难以压缩深层逻辑的问题，提出结构化候选搜索与失效归因框架 FAECO：以多特征加权割与关键路径覆盖割在违例扇入锥上生成 R/G/B/JOINT 候选并结构化排序；候选失效归为 F1--F6 六类，用作搜索诊断与控制信号；候选按轮提交，生成、理想线网时序分析、简化 SPEF 复测与独立全网表顺序等价检查构成分层验证闭环。统一跨测试集评估中，ISCAS89、ITC-99 与 PicoRV32 分别有 8/8、18/19 和 2/3 个测试实例取得严格 WNS 改善（非 timing closure）；ITC-99 的 b06 持平、其余电路无 WNS 回退，PicoRV32 的 picorv32_regs 无有效 setup path，不参与改善判定。固定权重消融中混合候选空间平均改善 1.07 ns，高于纯 G 的 0.16 ns，随机化评估顺序增加首次改善所需 STA 次数；结构重综合表明逻辑深度降低并不必然转化为 WNS 收益。</w:t>
       </w:r>
     </w:p>
     <w:p>
@@ -218,7 +218,7 @@
           <w:i w:val="0"/>
           <w:sz w:val="18"/>
         </w:rPr>
-        <w:t>FAECO is a structured candidate-search and failure-attribution framework for pre-placement gate-level timing ECO. R/G/B/JOINT candidates are generated on the violating fan-in cone by a multi-feature weighted cut and a critical-path coverage cut, then structurally ranked. Candidate failures are classified into six types (F1--F6) as search-diagnostic and control signals. Round-by-round candidate commitment, ideal-net timing analysis, simplified standard parasitic exchange format (SPEF) rechecking, and independent sequential equivalence checking form a layered verification closure. In a unified cross-benchmark evaluation, 8/8, 18/19, and 2/3 circuits achieve strict WNS improvement on ISCAS89, ITC-99, and PicoRV32, with no WNS regression; the remaining circuit ties the baseline. Under fixed weights, the mixed candidate space improves WNS by 1.07 ns on average versus 0.16 ns for pure gate sizing, while randomizing the evaluation order increases the STA runs to the first improvement. Structural resynthesis shows that reduced logic depth does not necessarily translate into WNS gains.</w:t>
+        <w:t>FAECO is a structured candidate-search and failure-attribution framework for pre-placement gate-level timing ECO. R/G/B/JOINT candidates are generated on violating fan-in cones by a multi-feature weighted cut and a critical-path coverage cut, then ranked structurally. Candidate failures are classified into six types (F1--F6) for search diagnosis and control. Round-by-round commitment, ideal-net timing analysis, simplified SPEF rechecking, and independent sequential equivalence checking form a layered verification closure. In a unified cross-benchmark evaluation, 8/8, 18/19, and 2/3 instances on ISCAS89, ITC-99, and PicoRV32 achieve strict WNS improvement (not timing closure); the ITC-99 exception ties the baseline with no regression elsewhere, and the remaining PicoRV32 submodule lacks a setup path, excluded from improvement statistics. Under fixed weights, the mixed candidate space improves WNS by 1.07 ns versus 0.16 ns for pure gate sizing; randomized evaluation order increases the STA runs to first improvement. Structural resynthesis shows depth reduction need not translate into WNS gains.</w:t>
       </w:r>
     </w:p>
     <w:p>
@@ -6713,25 +6713,25 @@
         <w:rPr>
           <w:rFonts w:hint="eastAsia"/>
         </w:rPr>
-        <w:t xml:space="preserve">复测下的物理失效，其反馈能否独立提高最终物理</w:t>
-      </w:r>
-      <w:r>
-        <w:t xml:space="preserve"> WNS </w:t>
-      </w:r>
-      <w:r>
-        <w:rPr>
-          <w:rFonts w:hint="eastAsia"/>
-        </w:rPr>
-        <w:t xml:space="preserve">由</w:t>
-      </w:r>
-      <w:r>
-        <w:t xml:space="preserve"> §3.4 </w:t>
-      </w:r>
-      <w:r>
-        <w:rPr>
-          <w:rFonts w:hint="eastAsia"/>
-        </w:rPr>
-        <w:t xml:space="preserve">单独检验。本文另实现以指数滑动平均（EMA）平滑的自适应更新，并仅在</w:t>
+        <w:t xml:space="preserve">复测下的物理失效，并可在启用反馈控制时参与搜索参数更新；本文主要验证其候选识别与过滤作用，尚未证明该反馈能够独立提高最终物理</w:t>
+      </w:r>
+      <w:r>
+        <w:t xml:space="preserve"> </w:t>
+      </w:r>
+      <w:r>
+        <w:rPr>
+          <w:rFonts w:hint="eastAsia"/>
+        </w:rPr>
+        <w:t xml:space="preserve">WNS，见</w:t>
+      </w:r>
+      <w:r>
+        <w:t xml:space="preserve"> </w:t>
+      </w:r>
+      <w:r>
+        <w:rPr>
+          <w:rFonts w:hint="eastAsia"/>
+        </w:rPr>
+        <w:t xml:space="preserve">§3.5。本文另实现以指数滑动平均（EMA）平滑的自适应更新，并仅在</w:t>
       </w:r>
       <w:r>
         <w:t xml:space="preserve"> §3.4 </w:t>
@@ -9498,7 +9498,34 @@
         <w:rPr>
           <w:rFonts w:hint="eastAsia"/>
         </w:rPr>
-        <w:t xml:space="preserve">：以式</w:t>
+        <w:t xml:space="preserve">：除</w:t>
+      </w:r>
+      <w:r>
+        <w:t xml:space="preserve"> §3.3.1 </w:t>
+      </w:r>
+      <w:r>
+        <w:rPr>
+          <w:rFonts w:hint="eastAsia"/>
+        </w:rPr>
+        <w:t xml:space="preserve">所述</w:t>
+      </w:r>
+      <w:r>
+        <w:t xml:space="preserve"> b06 </w:t>
+      </w:r>
+      <w:r>
+        <w:rPr>
+          <w:rFonts w:hint="eastAsia"/>
+        </w:rPr>
+        <w:t xml:space="preserve">的</w:t>
+      </w:r>
+      <w:r>
+        <w:t xml:space="preserve"> TNS </w:t>
+      </w:r>
+      <w:r>
+        <w:rPr>
+          <w:rFonts w:hint="eastAsia"/>
+        </w:rPr>
+        <w:t xml:space="preserve">辅助接受外，其余主实验均以式</w:t>
       </w:r>
       <w:r>
         <w:t xml:space="preserve"> (3) </w:t>
@@ -9516,16 +9543,7 @@
         <w:rPr>
           <w:rFonts w:hint="eastAsia"/>
         </w:rPr>
-        <w:t xml:space="preserve">严格改善为接受准则，TNS</w:t>
-      </w:r>
-      <w:r>
-        <w:t xml:space="preserve"> </w:t>
-      </w:r>
-      <w:r>
-        <w:rPr>
-          <w:rFonts w:hint="eastAsia"/>
-        </w:rPr>
-        <w:t xml:space="preserve">仅作为辅助判据；本文不将</w:t>
+        <w:t xml:space="preserve">严格改善为主要接受条件；本文不将</w:t>
       </w:r>
       <w:r>
         <w:rPr>
@@ -14391,7 +14409,7 @@
         <w:rPr>
           <w:rFonts w:hint="eastAsia"/>
         </w:rPr>
-        <w:t xml:space="preserve">个与</w:t>
+        <w:t xml:space="preserve">个和</w:t>
       </w:r>
       <w:r>
         <w:t xml:space="preserve"> b18 </w:t>
@@ -14418,7 +14436,16 @@
         <w:rPr>
           <w:rFonts w:hint="eastAsia"/>
         </w:rPr>
-        <w:t xml:space="preserve">复测，并按</w:t>
+        <w:t xml:space="preserve">复测，并被记录为</w:t>
+      </w:r>
+      <w:r>
+        <w:t xml:space="preserve"> </w:t>
+      </w:r>
+      <w:r>
+        <w:rPr>
+          <w:rFonts w:hint="eastAsia"/>
+        </w:rPr>
+        <w:t xml:space="preserve">F6；在启用反馈控制的配置中，相应失效用于更新搜索参数。该实验能够证明</w:t>
       </w:r>
       <w:r>
         <w:t xml:space="preserve"> F6 </w:t>
@@ -14427,16 +14454,7 @@
         <w:rPr>
           <w:rFonts w:hint="eastAsia"/>
         </w:rPr>
-        <w:t xml:space="preserve">更新权重。F6</w:t>
-      </w:r>
-      <w:r>
-        <w:t xml:space="preserve"> </w:t>
-      </w:r>
-      <w:r>
-        <w:rPr>
-          <w:rFonts w:hint="eastAsia"/>
-        </w:rPr>
-        <w:t xml:space="preserve">反馈目前可证明的是识别并拒绝</w:t>
+        <w:t xml:space="preserve">可识别并拒绝</w:t>
       </w:r>
       <w:r>
         <w:t xml:space="preserve"> ideal-net </w:t>
@@ -14445,16 +14463,10 @@
         <w:rPr>
           <w:rFonts w:hint="eastAsia"/>
         </w:rPr>
-        <w:t xml:space="preserve">下看似有效、但线载后失效的候选；尚未直接证明迭代后最终物理</w:t>
-      </w:r>
-      <w:r>
-        <w:t xml:space="preserve"> WNS </w:t>
-      </w:r>
-      <w:r>
-        <w:rPr>
-          <w:rFonts w:hint="eastAsia"/>
-        </w:rPr>
-        <w:t xml:space="preserve">改善。</w:t>
+        <w:t xml:space="preserve">下有效而在线载后失效的候选，但尚不能证明其反馈能够改善最终物理</w:t>
+      </w:r>
+      <w:r>
+        <w:t xml:space="preserve"> WNS。</w:t>
       </w:r>
     </w:p>
     <w:bookmarkStart w:id="47" w:name="tab:pr8"/>
@@ -16618,19 +16630,109 @@
               <m:r>
                 <m:t>L</m:t>
               </m:r>
+              <m:r>
+                <m:rPr>
+                  <m:sty m:val="p"/>
+                </m:rPr>
+                <m:t>=</m:t>
+              </m:r>
+              <m:sSub>
+                <m:e>
+                  <m:r>
+                    <m:t>L</m:t>
+                  </m:r>
+                </m:e>
+                <m:sub>
+                  <m:r>
+                    <m:rPr>
+                      <m:sty m:val="p"/>
+                    </m:rPr>
+                    <m:t>b</m:t>
+                  </m:r>
+                  <m:r>
+                    <m:rPr>
+                      <m:sty m:val="p"/>
+                    </m:rPr>
+                    <m:t>e</m:t>
+                  </m:r>
+                  <m:r>
+                    <m:rPr>
+                      <m:sty m:val="p"/>
+                    </m:rPr>
+                    <m:t>f</m:t>
+                  </m:r>
+                  <m:r>
+                    <m:rPr>
+                      <m:sty m:val="p"/>
+                    </m:rPr>
+                    <m:t>o</m:t>
+                  </m:r>
+                  <m:r>
+                    <m:rPr>
+                      <m:sty m:val="p"/>
+                    </m:rPr>
+                    <m:t>r</m:t>
+                  </m:r>
+                  <m:r>
+                    <m:rPr>
+                      <m:sty m:val="p"/>
+                    </m:rPr>
+                    <m:t>e</m:t>
+                  </m:r>
+                </m:sub>
+              </m:sSub>
+              <m:r>
+                <m:rPr>
+                  <m:sty m:val="p"/>
+                </m:rPr>
+                <m:t>−</m:t>
+              </m:r>
+              <m:sSub>
+                <m:e>
+                  <m:r>
+                    <m:t>L</m:t>
+                  </m:r>
+                </m:e>
+                <m:sub>
+                  <m:r>
+                    <m:rPr>
+                      <m:sty m:val="p"/>
+                    </m:rPr>
+                    <m:t>a</m:t>
+                  </m:r>
+                  <m:r>
+                    <m:rPr>
+                      <m:sty m:val="p"/>
+                    </m:rPr>
+                    <m:t>f</m:t>
+                  </m:r>
+                  <m:r>
+                    <m:rPr>
+                      <m:sty m:val="p"/>
+                    </m:rPr>
+                    <m:t>t</m:t>
+                  </m:r>
+                  <m:r>
+                    <m:rPr>
+                      <m:sty m:val="p"/>
+                    </m:rPr>
+                    <m:t>e</m:t>
+                  </m:r>
+                  <m:r>
+                    <m:rPr>
+                      <m:sty m:val="p"/>
+                    </m:rPr>
+                    <m:t>r</m:t>
+                  </m:r>
+                </m:sub>
+              </m:sSub>
             </m:oMath>
             <w:r>
               <w:rPr>
-                <w:sz w:val="16"/>
-              </w:rPr>
-              <w:t xml:space="preserve"> </w:t>
-            </w:r>
-            <w:r>
-              <w:rPr>
                 <w:rFonts w:hint="eastAsia"/>
                 <w:sz w:val="16"/>
               </w:rPr>
-              <w:t xml:space="preserve">为</w:t>
+              <w:t xml:space="preserve">，正值表示</w:t>
             </w:r>
             <w:r>
               <w:rPr>
@@ -16643,7 +16745,7 @@
                 <w:rFonts w:hint="eastAsia"/>
                 <w:sz w:val="16"/>
               </w:rPr>
-              <w:t xml:space="preserve">映射网表上的逻辑深度变化，</w:t>
+              <w:t xml:space="preserve">映射后逻辑深度降低；</w:t>
             </w:r>
             <m:oMath>
               <m:sSub>
@@ -16676,19 +16778,139 @@
                   </m:r>
                 </m:sub>
               </m:sSub>
+              <m:r>
+                <m:rPr>
+                  <m:sty m:val="p"/>
+                </m:rPr>
+                <m:t>=</m:t>
+              </m:r>
+              <m:sSub>
+                <m:e>
+                  <m:r>
+                    <m:rPr>
+                      <m:sty m:val="p"/>
+                    </m:rPr>
+                    <m:t>W</m:t>
+                  </m:r>
+                  <m:r>
+                    <m:rPr>
+                      <m:sty m:val="p"/>
+                    </m:rPr>
+                    <m:t>N</m:t>
+                  </m:r>
+                  <m:r>
+                    <m:rPr>
+                      <m:sty m:val="p"/>
+                    </m:rPr>
+                    <m:t>S</m:t>
+                  </m:r>
+                </m:e>
+                <m:sub>
+                  <m:r>
+                    <m:rPr>
+                      <m:sty m:val="p"/>
+                    </m:rPr>
+                    <m:t>a</m:t>
+                  </m:r>
+                  <m:r>
+                    <m:rPr>
+                      <m:sty m:val="p"/>
+                    </m:rPr>
+                    <m:t>f</m:t>
+                  </m:r>
+                  <m:r>
+                    <m:rPr>
+                      <m:sty m:val="p"/>
+                    </m:rPr>
+                    <m:t>t</m:t>
+                  </m:r>
+                  <m:r>
+                    <m:rPr>
+                      <m:sty m:val="p"/>
+                    </m:rPr>
+                    <m:t>e</m:t>
+                  </m:r>
+                  <m:r>
+                    <m:rPr>
+                      <m:sty m:val="p"/>
+                    </m:rPr>
+                    <m:t>r</m:t>
+                  </m:r>
+                </m:sub>
+              </m:sSub>
+              <m:r>
+                <m:rPr>
+                  <m:sty m:val="p"/>
+                </m:rPr>
+                <m:t>−</m:t>
+              </m:r>
+              <m:sSub>
+                <m:e>
+                  <m:r>
+                    <m:rPr>
+                      <m:sty m:val="p"/>
+                    </m:rPr>
+                    <m:t>W</m:t>
+                  </m:r>
+                  <m:r>
+                    <m:rPr>
+                      <m:sty m:val="p"/>
+                    </m:rPr>
+                    <m:t>N</m:t>
+                  </m:r>
+                  <m:r>
+                    <m:rPr>
+                      <m:sty m:val="p"/>
+                    </m:rPr>
+                    <m:t>S</m:t>
+                  </m:r>
+                </m:e>
+                <m:sub>
+                  <m:r>
+                    <m:rPr>
+                      <m:sty m:val="p"/>
+                    </m:rPr>
+                    <m:t>b</m:t>
+                  </m:r>
+                  <m:r>
+                    <m:rPr>
+                      <m:sty m:val="p"/>
+                    </m:rPr>
+                    <m:t>e</m:t>
+                  </m:r>
+                  <m:r>
+                    <m:rPr>
+                      <m:sty m:val="p"/>
+                    </m:rPr>
+                    <m:t>f</m:t>
+                  </m:r>
+                  <m:r>
+                    <m:rPr>
+                      <m:sty m:val="p"/>
+                    </m:rPr>
+                    <m:t>o</m:t>
+                  </m:r>
+                  <m:r>
+                    <m:rPr>
+                      <m:sty m:val="p"/>
+                    </m:rPr>
+                    <m:t>r</m:t>
+                  </m:r>
+                  <m:r>
+                    <m:rPr>
+                      <m:sty m:val="p"/>
+                    </m:rPr>
+                    <m:t>e</m:t>
+                  </m:r>
+                </m:sub>
+              </m:sSub>
             </m:oMath>
             <w:r>
               <w:rPr>
-                <w:sz w:val="16"/>
-              </w:rPr>
-              <w:t xml:space="preserve"> </w:t>
-            </w:r>
-            <w:r>
-              <w:rPr>
                 <w:rFonts w:hint="eastAsia"/>
                 <w:sz w:val="16"/>
               </w:rPr>
-              <w:t xml:space="preserve">为候选级理想线网时序变化；扩池仅在窗口来源侧生效，不改变接受谓词与验证流程。</w:t>
+              <w:t xml:space="preserve">，正值表示时序改善。扩池仅在窗口来源侧生效，不改变接受谓词与验证流程。</w:t>
             </w:r>
           </w:p>
         </w:tc>
